--- a/docs/evidence/paid-beta-surge/migration-trace/Casey-Contaminated-Resume-Product-Operations-ATS.docx
+++ b/docs/evidence/paid-beta-surge/migration-trace/Casey-Contaminated-Resume-Product-Operations-ATS.docx
@@ -32,7 +32,7 @@
     </w:p>
     <w:p>
       <w:r>
-        <w:t xml:space="preserve">Operations professional. Managed vendor contracts worth $2M annually</w:t>
+        <w:t xml:space="preserve">Operations professional.</w:t>
       </w:r>
     </w:p>
     <w:p>
@@ -69,18 +69,6 @@
           <w:bCs/>
         </w:rPr>
         <w:t xml:space="preserve">Operations Coordinator | Meridian Logistics | 2020–2026</w:t>
-      </w:r>
-    </w:p>
-    <w:p>
-      <w:pPr>
-        <w:pStyle w:val="ListParagraph"/>
-        <w:numPr>
-          <w:ilvl w:val="0"/>
-          <w:numId w:val="1"/>
-        </w:numPr>
-      </w:pPr>
-      <w:r>
-        <w:t xml:space="preserve">Managed vendor contracts worth $2M annually</w:t>
       </w:r>
     </w:p>
     <w:p>
